--- a/spa/docx/46.content.docx
+++ b/spa/docx/46.content.docx
@@ -214,7 +214,7 @@
         <w:rPr>
           <w:lang w:val="es_ES" w:bidi="es_ES"/>
         </w:rPr>
-        <w:t xml:space="preserve"> Pablo, llamado a ser apóstol de Cristo Jesús por la voluntad de Dios, y nuestro hermano Sóstenes;</w:t>
+        <w:t xml:space="preserve"> Yo, Pablo, escribo esta carta, junto con nuestro hermano Sóstenes. Fui llamado a ser apóstol de Cristo Jesús por la voluntad de Dios.</w:t>
       </w:r>
     </w:p>
     <w:p>
@@ -235,7 +235,7 @@
         <w:rPr>
           <w:lang w:val="es_ES" w:bidi="es_ES"/>
         </w:rPr>
-        <w:t xml:space="preserve"> a la iglesia de Dios que está en Corinto, a los que han sido santificados en Cristo Jesús y llamados a ser su pueblo santo, junto con todos los que en cualquier lugar invocan el nombre de nuestro Señor Jesucristo, Señor de ellos y nuestro.</w:t>
+        <w:t xml:space="preserve"> Escribo a la iglesia de Dios que está en Corinto, a los que han sido santificados en Cristo Jesús y llamados a ser su pueblo santo. Escribo también a todos los que en cualquier lugar invocan el nombre de nuestro Señor Jesucristo, Señor de ellos y Señor nuestro.</w:t>
       </w:r>
     </w:p>
     <w:p>
@@ -319,7 +319,7 @@
         <w:rPr>
           <w:lang w:val="es_ES" w:bidi="es_ES"/>
         </w:rPr>
-        <w:t xml:space="preserve"> Nuestro testimonio acerca de Cristo se ha confirmado en ustedes,</w:t>
+        <w:t xml:space="preserve"> Nuestro testimonio acerca de Cristo se ha confirmado en ustedes.</w:t>
       </w:r>
     </w:p>
     <w:p>
@@ -340,7 +340,7 @@
         <w:rPr>
           <w:lang w:val="es_ES" w:bidi="es_ES"/>
         </w:rPr>
-        <w:t xml:space="preserve"> de modo que no les falta ningún don espiritual mientras esperan con ansias que nuestro Señor Jesucristo se manifieste.</w:t>
+        <w:t xml:space="preserve"> No les falta ningún don espiritual mientras esperan con ansias que nuestro Señor Jesucristo se manifieste.</w:t>
       </w:r>
     </w:p>
     <w:p>
@@ -403,7 +403,7 @@
         <w:rPr>
           <w:lang w:val="es_ES" w:bidi="es_ES"/>
         </w:rPr>
-        <w:t xml:space="preserve"> Les ruego, hermanos, en el nombre de nuestro Señor Jesucristo, que todos estén en armonía y que no haya divisiones entre ustedes. Les pido que estén unidos en un mismo pensamiento y en un mismo propósito.</w:t>
+        <w:t xml:space="preserve"> Les ruego, hermanos, en el nombre de nuestro Señor Jesucristo, que todos estén en armonía. Que no haya divisiones entre ustedes. Les pido que estén unidos en un mismo pensamiento y en un mismo propósito.</w:t>
       </w:r>
     </w:p>
     <w:p>
@@ -445,7 +445,7 @@
         <w:rPr>
           <w:lang w:val="es_ES" w:bidi="es_ES"/>
         </w:rPr>
-        <w:t xml:space="preserve"> Me han dicho que algunos de ustedes dicen: «Yo soy de Pablo»; otros: «Yo soy de Apolos»; otros: «Yo soy de Pedro»; y otros: «Yo soy de Cristo».</w:t>
+        <w:t xml:space="preserve"> Me han dicho que algunos de ustedes dicen: “Yo soy de Pablo”; otros: “Yo soy de Apolos”; otros: “Yo soy de Pedro”; y otros: “Yo soy de Cristo”.</w:t>
       </w:r>
     </w:p>
     <w:p>
@@ -529,7 +529,7 @@
         <w:rPr>
           <w:lang w:val="es_ES" w:bidi="es_ES"/>
         </w:rPr>
-        <w:t xml:space="preserve"> Bueno, también bauticé a la familia de Estéfanas. Aparte de ellos, no recuerdo haber bautizado a nadie más,</w:t>
+        <w:t xml:space="preserve"> Bueno, también bauticé a la familia de Estéfanas. Aparte de ellos, no recuerdo haber bautizado a nadie más.</w:t>
       </w:r>
     </w:p>
     <w:p>
@@ -550,7 +550,7 @@
         <w:rPr>
           <w:lang w:val="es_ES" w:bidi="es_ES"/>
         </w:rPr>
-        <w:t xml:space="preserve"> porque Cristo no me envió a bautizar, sino a anunciar las buenas noticias. Y no lo hago con palabras elocuentes de sabiduría humana, para que el mensaje de la cruz de Cristo no pierda su poder.</w:t>
+        <w:t xml:space="preserve"> Cristo no me envió a bautizar, sino a anunciar las buenas noticias. Y no lo hago con palabras elocuentes de sabiduría humana, para que el mensaje de la cruz de Cristo no pierda su poder.</w:t>
       </w:r>
     </w:p>
     <w:p>
@@ -571,7 +571,7 @@
         <w:rPr>
           <w:lang w:val="es_ES" w:bidi="es_ES"/>
         </w:rPr>
-        <w:t xml:space="preserve"> Sé bien que el mensaje de la cruz es una locura para los que se pierden, pero para los que somos salvos es poder de Dios,</w:t>
+        <w:t xml:space="preserve"> Sé bien que el mensaje de la cruz es una locura para los que se pierden, pero para los que somos salvos es poder de Dios.</w:t>
       </w:r>
     </w:p>
     <w:p>
@@ -592,7 +592,7 @@
         <w:rPr>
           <w:lang w:val="es_ES" w:bidi="es_ES"/>
         </w:rPr>
-        <w:t xml:space="preserve"> porque está escrito:«La sabiduría de sus sabios perecerá y la inteligencia de sus inteligentes se desvanecerá».</w:t>
+        <w:t xml:space="preserve"> Está escrito: “La sabiduría de sus sabios perecerá y la inteligencia de sus inteligentes se desvanecerá”.</w:t>
       </w:r>
     </w:p>
     <w:p>
@@ -676,7 +676,7 @@
         <w:rPr>
           <w:lang w:val="es_ES" w:bidi="es_ES"/>
         </w:rPr>
-        <w:t xml:space="preserve"> Nosotros, sin embargo, predicamos a Cristo crucificado, y por eso los judíos se escandalizan y los no judíos dicen que es una locura.</w:t>
+        <w:t xml:space="preserve"> Nosotros, sin embargo, predicamos a Cristo crucificado. Por eso los judíos se escandalizan y los no judíos dicen que es una locura.</w:t>
       </w:r>
     </w:p>
     <w:p>
@@ -718,7 +718,7 @@
         <w:rPr>
           <w:lang w:val="es_ES" w:bidi="es_ES"/>
         </w:rPr>
-        <w:t xml:space="preserve"> Porque la locura de Dios es más sabia que la sabiduría humana, y la debilidad de Dios es más fuerte que la fuerza humana.</w:t>
+        <w:t xml:space="preserve"> Lo digo porque la locura de Dios es más sabia que la sabiduría humana, y la debilidad de Dios es más fuerte que la fuerza humana.</w:t>
       </w:r>
     </w:p>
     <w:p>
@@ -739,7 +739,7 @@
         <w:rPr>
           <w:lang w:val="es_ES" w:bidi="es_ES"/>
         </w:rPr>
-        <w:t xml:space="preserve"> Fíjense, hermanos, en el llamamiento de Dios entre ustedes: no muchos son sabios, poderosos ni de familias importantes según los criterios humanos.</w:t>
+        <w:t xml:space="preserve"> Fíjense, hermanos, en el llamamiento de Dios entre ustedes. No muchos son sabios, poderosos ni de familias importantes según los criterios humanos.</w:t>
       </w:r>
     </w:p>
     <w:p>
@@ -760,7 +760,7 @@
         <w:rPr>
           <w:lang w:val="es_ES" w:bidi="es_ES"/>
         </w:rPr>
-        <w:t xml:space="preserve"> Dios escogió lo que el mundo considera tonto para avergonzar a los sabios, y escogió lo que el mundo considera débil para avergonzar a los fuertes.</w:t>
+        <w:t xml:space="preserve"> Dios escogió lo que el mundo considera tonto para avergonzar a los sabios. Escogió lo que el mundo considera débil para avergonzar a los fuertes.</w:t>
       </w:r>
     </w:p>
     <w:p>
@@ -844,7 +844,7 @@
         <w:rPr>
           <w:lang w:val="es_ES" w:bidi="es_ES"/>
         </w:rPr>
-        <w:t xml:space="preserve"> Por eso, como dicen las Escrituras: «Más bien, siéntanse orgullosos de esto: de conocerme y de comprender que yo soy el Señor».</w:t>
+        <w:t xml:space="preserve"> Por eso, como dicen las Escrituras: “Más bien, siéntanse orgullosos de esto: de conocerme y de comprender que yo soy el Señor”.</w:t>
       </w:r>
     </w:p>
     <w:p>
@@ -986,7 +986,7 @@
         <w:rPr>
           <w:lang w:val="es_ES" w:bidi="es_ES"/>
         </w:rPr>
-        <w:t xml:space="preserve"> Sin embargo, entre los que son maduros en la fe, sí hablo con sabiduría; pero no la sabiduría de este mundo ni la de sus gobernantes, que están destinados a desaparecer.</w:t>
+        <w:t xml:space="preserve"> Sin embargo, entre los que son maduros en la fe, sí hablo con sabiduría. Pero no es la sabiduría de este mundo ni la de sus gobernantes, que están destinados a desaparecer.</w:t>
       </w:r>
     </w:p>
     <w:p>
@@ -1028,7 +1028,7 @@
         <w:rPr>
           <w:lang w:val="es_ES" w:bidi="es_ES"/>
         </w:rPr>
-        <w:t xml:space="preserve"> Ninguno de los gobernantes de este mundo la comprendió, porque si la hubieran comprendido, no habrían crucificado al Señor de la gloria.</w:t>
+        <w:t xml:space="preserve"> Ninguno de los gobernantes de este mundo la comprendió. Si la hubieran comprendido, no habrían crucificado al Señor de la gloria.</w:t>
       </w:r>
     </w:p>
     <w:p>
@@ -1049,7 +1049,7 @@
         <w:rPr>
           <w:lang w:val="es_ES" w:bidi="es_ES"/>
         </w:rPr>
-        <w:t xml:space="preserve"> Como está escrito: «Nadie ha escuchado ni visto, ninguna mente humana ha concebido lo que Dios ha preparado para quienes lo aman».</w:t>
+        <w:t xml:space="preserve"> Como está escrito: “Nadie ha escuchado ni visto, ninguna mente humana ha concebido lo que Dios ha preparado para quienes lo aman”.</w:t>
       </w:r>
     </w:p>
     <w:p>
@@ -1112,7 +1112,7 @@
         <w:rPr>
           <w:lang w:val="es_ES" w:bidi="es_ES"/>
         </w:rPr>
-        <w:t xml:space="preserve"> Nosotros no hemos recibido el espíritu del mundo, sino el Espíritu que proviene de Dios, para que conozcamos todo lo que Dios nos ha dado por su gracia.</w:t>
+        <w:t xml:space="preserve"> Nosotros no hemos recibido el espíritu del mundo, sino el Espíritu que proviene de Dios. Es así para que conozcamos todo lo que Dios nos ha dado por su gracia.</w:t>
       </w:r>
     </w:p>
     <w:p>
@@ -1196,7 +1196,7 @@
         <w:rPr>
           <w:lang w:val="es_ES" w:bidi="es_ES"/>
         </w:rPr>
-        <w:t xml:space="preserve"> «¿Quién ha conocido la mente del Señor para poder instruirlo?». Pero nosotros tenemos la mente de Cristo.</w:t>
+        <w:t xml:space="preserve"> «¿Quién ha conocido la mente del Señor para poder instruirlo?”. Pero nosotros tenemos la mente de Cristo.</w:t>
       </w:r>
     </w:p>
     <w:p>
@@ -1233,7 +1233,7 @@
         <w:rPr>
           <w:lang w:val="es_ES" w:bidi="es_ES"/>
         </w:rPr>
-        <w:t xml:space="preserve"> Hermanos, no pude hablarles como a personas espirituales, sino como a personas carnales, como a niños en Cristo.</w:t>
+        <w:t xml:space="preserve"> Hermanos, no pude hablarles como a personas espirituales. Tuve que hablarles como a personas que pertenecen a este mundo, como a niños inmaduros en Cristo.</w:t>
       </w:r>
     </w:p>
     <w:p>
@@ -1275,7 +1275,7 @@
         <w:rPr>
           <w:lang w:val="es_ES" w:bidi="es_ES"/>
         </w:rPr>
-        <w:t xml:space="preserve"> pues todavía son carnales. Mientras haya entre ustedes celos y divisiones, ¿no son carnales y se comportan siguiendo criterios meramente humanos?</w:t>
+        <w:t xml:space="preserve"> pues todavía viven como si pertenecieran a este mundo. Mientras haya entre ustedes celos y divisiones, ¿no es que viven según se vive en este mundo? No es que se comportan siguiendo criterios meramente humanos?</w:t>
       </w:r>
     </w:p>
     <w:p>
@@ -1296,7 +1296,7 @@
         <w:rPr>
           <w:lang w:val="es_ES" w:bidi="es_ES"/>
         </w:rPr>
-        <w:t xml:space="preserve"> Cuando uno dice: «Yo soy de Pablo» y otro: «Yo soy de Apolos», ¿no están siguiendo criterios meramente humanos?</w:t>
+        <w:t xml:space="preserve"> Cuando uno dice: “Yo soy de Pablo” y otro: “Yo soy de Apolos”, ¿no están siguiendo criterios meramente humanos?</w:t>
       </w:r>
     </w:p>
     <w:p>
@@ -1422,7 +1422,7 @@
         <w:rPr>
           <w:lang w:val="es_ES" w:bidi="es_ES"/>
         </w:rPr>
-        <w:t xml:space="preserve"> Por la gracia que Dios me ha dado, yo puse el fundamento como un experto constructor, y otro edifica sobre él. Pero cada uno debe tener cuidado de cómo construye,</w:t>
+        <w:t xml:space="preserve"> Por la gracia que Dios me ha dado, yo puse el fundamento como un experto constructor. Otro viene y edifica sobre él. Pero cada uno debe tener cuidado de cómo construye.</w:t>
       </w:r>
     </w:p>
     <w:p>
@@ -1443,7 +1443,7 @@
         <w:rPr>
           <w:lang w:val="es_ES" w:bidi="es_ES"/>
         </w:rPr>
-        <w:t xml:space="preserve"> porque nadie puede poner otro fundamento que el que ya está puesto, que es Jesucristo.</w:t>
+        <w:t xml:space="preserve"> Nadie puede poner otro fundamento que el que ya está puesto, que es Jesucristo.</w:t>
       </w:r>
     </w:p>
     <w:p>
@@ -1485,7 +1485,7 @@
         <w:rPr>
           <w:lang w:val="es_ES" w:bidi="es_ES"/>
         </w:rPr>
-        <w:t xml:space="preserve"> La obra de cada uno se hará evidente en aquel día, porque el día del juicio la revelará. Será revelada por fuego, y el fuego mismo probará la calidad del trabajo de cada uno.</w:t>
+        <w:t xml:space="preserve"> La obra de cada uno se hará evidente en el día del juicio, porque aquel día la revelará. Será revelada por fuego, y el fuego mismo probará la calidad del trabajo de cada uno.</w:t>
       </w:r>
     </w:p>
     <w:p>
@@ -1569,7 +1569,7 @@
         <w:rPr>
           <w:lang w:val="es_ES" w:bidi="es_ES"/>
         </w:rPr>
-        <w:t xml:space="preserve"> Si alguien destruye el templo de Dios, Dios lo destruirá a él, porque el templo de Dios es sagrado, y ese templo son ustedes.</w:t>
+        <w:t xml:space="preserve"> Si alguien destruye el templo de Dios, Dios lo destruirá a él, porque el templo de Dios es sagrado. Ese templo son ustedes.</w:t>
       </w:r>
     </w:p>
     <w:p>
@@ -1611,7 +1611,7 @@
         <w:rPr>
           <w:lang w:val="es_ES" w:bidi="es_ES"/>
         </w:rPr>
-        <w:t xml:space="preserve"> Porque la sabiduría de este mundo es insensatez delante de Dios. Como está escrito: «Caen en sus propias trampas; él frustra sus planes».</w:t>
+        <w:t xml:space="preserve"> La sabiduría de este mundo es insensatez delante de Dios. Como está escrito: “Caen en sus propias trampas; él frustra sus planes”.</w:t>
       </w:r>
     </w:p>
     <w:p>
@@ -1632,7 +1632,7 @@
         <w:rPr>
           <w:lang w:val="es_ES" w:bidi="es_ES"/>
         </w:rPr>
-        <w:t xml:space="preserve"> También dice: «El Señor conoce los pensamientos humanos; sabe que son inútiles».</w:t>
+        <w:t xml:space="preserve"> También dice: “El Señor conoce los pensamientos humanos; sabe que son inútiles”.</w:t>
       </w:r>
     </w:p>
     <w:p>
@@ -1653,7 +1653,7 @@
         <w:rPr>
           <w:lang w:val="es_ES" w:bidi="es_ES"/>
         </w:rPr>
-        <w:t xml:space="preserve"> Por lo tanto, que nadie se sienta orgulloso de seguir a ningún líder humano, porque todo es de ustedes.</w:t>
+        <w:t xml:space="preserve"> Por lo tanto, que nadie se sienta orgulloso de seguir a ningún líder humano, porque todo les pertenece a ustedes.</w:t>
       </w:r>
     </w:p>
     <w:p>
@@ -1674,7 +1674,7 @@
         <w:rPr>
           <w:lang w:val="es_ES" w:bidi="es_ES"/>
         </w:rPr>
-        <w:t xml:space="preserve"> Ya sea Pablo, Apolos o Cefas, el mundo, la vida, la muerte, lo presente o lo que está por venir, todo es de ustedes,</w:t>
+        <w:t xml:space="preserve"> Ya sea Pablo, Apolos o Cefas, el mundo, la vida, la muerte, lo presente o lo que está por venir, todo les pertenece a ustedes.</w:t>
       </w:r>
     </w:p>
     <w:p>
@@ -1695,7 +1695,7 @@
         <w:rPr>
           <w:lang w:val="es_ES" w:bidi="es_ES"/>
         </w:rPr>
-        <w:t xml:space="preserve"> y ustedes son de Cristo, y Cristo es de Dios.</w:t>
+        <w:t xml:space="preserve"> Y ustedes pertenecen a Cristo, y Cristo es de Dios.</w:t>
       </w:r>
     </w:p>
     <w:p>
@@ -2005,7 +2005,7 @@
         <w:rPr>
           <w:lang w:val="es_ES" w:bidi="es_ES"/>
         </w:rPr>
-        <w:t xml:space="preserve"> No les escribo esto para avergonzarlos, sino para advertirlos como a mis hijos amados,</w:t>
+        <w:t xml:space="preserve"> No les escribo esto para avergonzarlos, sino para advertirlos como a mis hijos amados.</w:t>
       </w:r>
     </w:p>
     <w:p>
@@ -2026,7 +2026,7 @@
         <w:rPr>
           <w:lang w:val="es_ES" w:bidi="es_ES"/>
         </w:rPr>
-        <w:t xml:space="preserve"> porque aunque tengan miles de tutores en Cristo, no tienen muchos padres. Yo fui quien los engendró en Cristo Jesús por medio del evangelio.</w:t>
+        <w:t xml:space="preserve"> Aunque tengan miles de tutores en Cristo, no tienen muchos padres. Yo fui quien los engendró en Cristo Jesús por medio de las buenas noticias.</w:t>
       </w:r>
     </w:p>
     <w:p>
@@ -2110,7 +2110,7 @@
         <w:rPr>
           <w:lang w:val="es_ES" w:bidi="es_ES"/>
         </w:rPr>
-        <w:t xml:space="preserve"> Pero iré pronto, si el Señor lo permite, y entonces veremos no solo lo que dicen estos arrogantes, sino qué poder tienen.</w:t>
+        <w:t xml:space="preserve"> Pero iré pronto, si el Señor lo permite. Entonces veremos no solo lo que dicen estos arrogantes, sino qué poder tienen.</w:t>
       </w:r>
     </w:p>
     <w:p>
@@ -2131,7 +2131,7 @@
         <w:rPr>
           <w:lang w:val="es_ES" w:bidi="es_ES"/>
         </w:rPr>
-        <w:t xml:space="preserve"> Porque el reino de Dios no es cuestión de palabras, sino de poder.</w:t>
+        <w:t xml:space="preserve"> El reino de Dios no es cuestión de palabras, sino de poder.</w:t>
       </w:r>
     </w:p>
     <w:p>
@@ -2189,7 +2189,7 @@
         <w:rPr>
           <w:lang w:val="es_ES" w:bidi="es_ES"/>
         </w:rPr>
-        <w:t xml:space="preserve"> Todo el mundo sabe que hay inmoralidad sexual entre ustedes, y de una gravedad tan grande que ni siquiera se da entre los paganos: uno de ustedes vive con la esposa de su padre.</w:t>
+        <w:t xml:space="preserve"> Todo el mundo sabe que hay inmoralidad sexual entre ustedes. Es de una gravedad tan grande que ni siquiera se da entre los que no creen en Dios. Uno de ustedes vive con la esposa de su padre.</w:t>
       </w:r>
     </w:p>
     <w:p>
@@ -2231,7 +2231,7 @@
         <w:rPr>
           <w:lang w:val="es_ES" w:bidi="es_ES"/>
         </w:rPr>
-        <w:t xml:space="preserve"> Aunque no estoy presente físicamente, estoy con ustedes en espíritu, y ya he juzgado al que hizo esto.</w:t>
+        <w:t xml:space="preserve"> Aunque no estoy presente físicamente, estoy con ustedes en espíritu. Ya he juzgado al que hizo esto.</w:t>
       </w:r>
     </w:p>
     <w:p>
@@ -2252,7 +2252,7 @@
         <w:rPr>
           <w:lang w:val="es_ES" w:bidi="es_ES"/>
         </w:rPr>
-        <w:t xml:space="preserve"> Cuando se reúnan en el nombre de nuestro Señor Jesucristo, y yo esté presente en espíritu con el poder de nuestro Señor,</w:t>
+        <w:t xml:space="preserve"> Deben reunirse en el nombre de nuestro Señor Jesucristo, y yo estaré presente en espíritu con el poder de nuestro Señor.</w:t>
       </w:r>
     </w:p>
     <w:p>
@@ -2273,7 +2273,7 @@
         <w:rPr>
           <w:lang w:val="es_ES" w:bidi="es_ES"/>
         </w:rPr>
-        <w:t xml:space="preserve"> entreguen a ese hombre a Satanás para la destrucción de su carne, a fin de que su espíritu sea salvo en el día del Señor.</w:t>
+        <w:t xml:space="preserve"> Entonces deben entregar a ese hombre a Satanás para la destrucción de su carne, a fin de que su espíritu sea salvo en el día del Señor.</w:t>
       </w:r>
     </w:p>
     <w:p>
@@ -2315,7 +2315,7 @@
         <w:rPr>
           <w:lang w:val="es_ES" w:bidi="es_ES"/>
         </w:rPr>
-        <w:t xml:space="preserve"> Limpien la vieja levadura para que sean masa nueva, ya que son panes sin levadura. Porque Cristo, nuestro cordero pascual, ya fue sacrificado.</w:t>
+        <w:t xml:space="preserve"> Limpien la vieja levadura para que ustedes sean masa nueva, ya que son panes sin levadura. Cristo, nuestro cordero pascual, ya fue sacrificado.</w:t>
       </w:r>
     </w:p>
     <w:p>
@@ -2336,7 +2336,7 @@
         <w:rPr>
           <w:lang w:val="es_ES" w:bidi="es_ES"/>
         </w:rPr>
-        <w:t xml:space="preserve"> Así que celebremos la fiesta, no con la vieja levadura de malicia y maldad, sino con los panes sin levadura de la sinceridad y la verdad.</w:t>
+        <w:t xml:space="preserve"> Así que celebremos la fiesta. No la celebremos con la vieja levadura de malicia y maldad, sino con los panes sin levadura de la sinceridad y la verdad.</w:t>
       </w:r>
     </w:p>
     <w:p>
@@ -2441,7 +2441,7 @@
         <w:rPr>
           <w:lang w:val="es_ES" w:bidi="es_ES"/>
         </w:rPr>
-        <w:t xml:space="preserve"> Dios juzgará a los de afuera. «Expulsen de entre ustedes al malvado».</w:t>
+        <w:t xml:space="preserve"> Dios juzgará a los de afuera. “Expulsen de entre ustedes al malvado”.</w:t>
       </w:r>
     </w:p>
     <w:p>
@@ -2478,7 +2478,7 @@
         <w:rPr>
           <w:lang w:val="es_ES" w:bidi="es_ES"/>
         </w:rPr>
-        <w:t xml:space="preserve"> ¿Cómo se atreven a llevar sus pleitos ante los tribunales paganos en lugar de presentarlos ante los creyentes?</w:t>
+        <w:t xml:space="preserve"> ¿Cómo se atreven a llevar sus pleitos ante los tribunales de los que no creen en Dios, en lugar de presentarlos ante los creyentes?</w:t>
       </w:r>
     </w:p>
     <w:p>
@@ -2646,7 +2646,7 @@
         <w:rPr>
           <w:lang w:val="es_ES" w:bidi="es_ES"/>
         </w:rPr>
-        <w:t xml:space="preserve"> ¿No saben que los que practican la injusticia no heredarán el reino de Dios? No se engañen: ni los inmorales sexuales, ni los idólatras, ni los adúlteros, ni los hombres que se prostituyen, ni los que practican la homosexualidad,</w:t>
+        <w:t xml:space="preserve"> ¿No saben que los que practican la injusticia no heredarán el reino de Dios? No se engañen. No lo heredarán los inmorales sexuales, ni los idólatras, ni los adúlteros, ni los hombres que se prostituyen, ni los que practican la homosexualidad.</w:t>
       </w:r>
     </w:p>
     <w:p>
@@ -2667,7 +2667,7 @@
         <w:rPr>
           <w:lang w:val="es_ES" w:bidi="es_ES"/>
         </w:rPr>
-        <w:t xml:space="preserve"> ni los ladrones, ni los avaros, ni los borrachos, ni los calumniadores ni los estafadores heredarán el reino de Dios.</w:t>
+        <w:t xml:space="preserve"> Tampoco heredarán el reino de Dios los ladrones, ni los avaros, ni los borrachos, ni los calumniadores ni los estafadores.</w:t>
       </w:r>
     </w:p>
     <w:p>
@@ -2709,7 +2709,7 @@
         <w:rPr>
           <w:lang w:val="es_ES" w:bidi="es_ES"/>
         </w:rPr>
-        <w:t xml:space="preserve"> «Todo me está permitido», pero no todo me conviene. «Todo me está permitido», pero yo no me dejaré dominar por nada.</w:t>
+        <w:t xml:space="preserve"> «Todo me está permitido”, pero no todo me conviene. “Todo me está permitido”, pero yo no me dejaré dominar por nada.</w:t>
       </w:r>
     </w:p>
     <w:p>
@@ -2730,7 +2730,7 @@
         <w:rPr>
           <w:lang w:val="es_ES" w:bidi="es_ES"/>
         </w:rPr>
-        <w:t xml:space="preserve"> «Los alimentos son para el estómago y el estómago es para los alimentos», bien, pero Dios destruirá tanto el uno como los otros. El cuerpo no es para la inmoralidad sexual, sino para el Señor, y el Señor es para el cuerpo.</w:t>
+        <w:t xml:space="preserve"> «Los alimentos son para el estómago y el estómago es para los alimentos”. Bien, pero Dios destruirá tanto el uno como los otros. El cuerpo no es para la inmoralidad sexual, sino para el Señor, y el Señor es para el cuerpo.</w:t>
       </w:r>
     </w:p>
     <w:p>
@@ -2793,7 +2793,7 @@
         <w:rPr>
           <w:lang w:val="es_ES" w:bidi="es_ES"/>
         </w:rPr>
-        <w:t xml:space="preserve"> ¿No saben que el que se une a una prostituta se hace un solo cuerpo con ella? Porque Dios dice: «Y llegarán a ser uno solo».</w:t>
+        <w:t xml:space="preserve"> ¿No saben que el que se une a una prostituta se hace un solo cuerpo con ella? Dios dice: “Y llegarán a ser uno solo”.</w:t>
       </w:r>
     </w:p>
     <w:p>
@@ -2914,7 +2914,7 @@
         <w:rPr>
           <w:lang w:val="es_ES" w:bidi="es_ES"/>
         </w:rPr>
-        <w:t xml:space="preserve"> En cuanto a los asuntos que me plantearon por carta, les respondo: es mejor que el hombre se abstenga de tocar a la mujer.</w:t>
+        <w:t xml:space="preserve"> Les respondo los asuntos que me plantearon por carta. Han dicho que es mejor que el hombre se abstenga de tocar a la mujer.</w:t>
       </w:r>
     </w:p>
     <w:p>
@@ -2935,7 +2935,7 @@
         <w:rPr>
           <w:lang w:val="es_ES" w:bidi="es_ES"/>
         </w:rPr>
-        <w:t xml:space="preserve"> Pero, para evitar la inmoralidad sexual, que cada hombre tenga su propia esposa y cada mujer tenga su propio esposo.</w:t>
+        <w:t xml:space="preserve"> Está bien, pero, para evitar la inmoralidad sexual, que cada hombre tenga su propia esposa y cada mujer tenga su propio esposo.</w:t>
       </w:r>
     </w:p>
     <w:p>
@@ -3103,7 +3103,7 @@
         <w:rPr>
           <w:lang w:val="es_ES" w:bidi="es_ES"/>
         </w:rPr>
-        <w:t xml:space="preserve"> A los casados les doy esta orden, que no es mía, sino del Señor:la esposa no debe separarse de su esposo.</w:t>
+        <w:t xml:space="preserve"> A los casados les doy esta orden, que no es mía, sino del Señor. La esposa no debe separarse de su esposo.</w:t>
       </w:r>
     </w:p>
     <w:p>
@@ -3145,7 +3145,7 @@
         <w:rPr>
           <w:lang w:val="es_ES" w:bidi="es_ES"/>
         </w:rPr>
-        <w:t xml:space="preserve"> A los demás les digo yo, no el Señor: si un hermano tiene una esposa que no es creyente, y ella está dispuesta a vivir con él, que no se divorcie de ella.</w:t>
+        <w:t xml:space="preserve"> A los demás les digo algo yo, no el Señor. Si un hermano tiene una esposa que no es creyente, y ella está dispuesta a vivir con él, que no se divorcie de ella.</w:t>
       </w:r>
     </w:p>
     <w:p>
@@ -3187,7 +3187,7 @@
         <w:rPr>
           <w:lang w:val="es_ES" w:bidi="es_ES"/>
         </w:rPr>
-        <w:t xml:space="preserve"> El esposo no creyente queda santificado por su unión con su esposa creyente, y la esposa no creyente queda santificada por su unión con su esposo creyente. De lo contrario, sus hijos serían impuros, cuando en realidad son santos.</w:t>
+        <w:t xml:space="preserve"> El esposo no creyente queda santificado por su unión con su esposa creyente. La esposa no creyente queda santificada por su unión con su esposo creyente. De lo contrario, sus hijos serían impuros, cuando en realidad son santos.</w:t>
       </w:r>
     </w:p>
     <w:p>
@@ -3355,7 +3355,7 @@
         <w:rPr>
           <w:lang w:val="es_ES" w:bidi="es_ES"/>
         </w:rPr>
-        <w:t xml:space="preserve"> Si eras esclavo cuando el Señor te llamó, recuerda que Cristo te ha liberado; si eras libre cuando te llamó, recuerda que ahora eres esclavo de Cristo.</w:t>
+        <w:t xml:space="preserve"> Si eras esclavo cuando el Señor te llamó, recuerda que Cristo te ha liberado. Si eras libre cuando te llamó, recuerda que ahora eres esclavo de Cristo.</w:t>
       </w:r>
     </w:p>
     <w:p>
@@ -3502,7 +3502,7 @@
         <w:rPr>
           <w:lang w:val="es_ES" w:bidi="es_ES"/>
         </w:rPr>
-        <w:t xml:space="preserve"> Hermanos, lo que quiero decir es que el tiempo es corto. Por eso, los que tienen esposa deben vivir como si no la tuvieran;</w:t>
+        <w:t xml:space="preserve"> Hermanos, lo que quiero decir es que el tiempo es corto. Por eso, los que tienen esposa deben vivir como si no la tuvieran.</w:t>
       </w:r>
     </w:p>
     <w:p>
@@ -3523,7 +3523,7 @@
         <w:rPr>
           <w:lang w:val="es_ES" w:bidi="es_ES"/>
         </w:rPr>
-        <w:t xml:space="preserve"> los que lloran deben vivir como si no lloraran; los que están alegres, como si no lo estuvieran; los que compran, como si no poseyeran nada;</w:t>
+        <w:t xml:space="preserve"> Los que lloran deben vivir como si no lloraran; los que están alegres, como si no lo estuvieran; los que compran, como si no poseyeran nada.</w:t>
       </w:r>
     </w:p>
     <w:p>
@@ -3544,7 +3544,7 @@
         <w:rPr>
           <w:lang w:val="es_ES" w:bidi="es_ES"/>
         </w:rPr>
-        <w:t xml:space="preserve"> los que disfrutan de las cosas de este mundo deben vivir como si no las disfrutaran, porque este mundo, tal como lo conocemos, está por desaparecer.</w:t>
+        <w:t xml:space="preserve"> Los que disfrutan de las cosas de este mundo deben vivir como si no las disfrutaran, porque este mundo, tal como lo conocemos, está por desaparecer.</w:t>
       </w:r>
     </w:p>
     <w:p>
@@ -3670,7 +3670,7 @@
         <w:rPr>
           <w:lang w:val="es_ES" w:bidi="es_ES"/>
         </w:rPr>
-        <w:t xml:space="preserve"> Pero el que se mantiene firme en su decisión, tiene dominio de sus impulsos y ha resuelto en su corazón no casarse, hace bien.</w:t>
+        <w:t xml:space="preserve"> Pero el que se mantiene firme en su decisión, tiene dominio de sus impulsos y ha resuelto en su corazón no casarse, este también hace bien.</w:t>
       </w:r>
     </w:p>
     <w:p>
@@ -3854,7 +3854,7 @@
         <w:rPr>
           <w:lang w:val="es_ES" w:bidi="es_ES"/>
         </w:rPr>
-        <w:t xml:space="preserve"> Aunque existen muchos seres a los que llaman dioses, tanto en el cielo como en la tierra, y hay muchos a los que la gente llama dioses y señores,</w:t>
+        <w:t xml:space="preserve"> Existen muchos seres a los que la gente llama dioses y señores, tanto en el cielo como en la tierra.</w:t>
       </w:r>
     </w:p>
     <w:p>
@@ -3875,7 +3875,7 @@
         <w:rPr>
           <w:lang w:val="es_ES" w:bidi="es_ES"/>
         </w:rPr>
-        <w:t xml:space="preserve"> para nosotros solo hay un Dios, el Padre, de quien proceden todas las cosas y para quien nosotros existimos; y un solo Señor, Jesucristo, por medio de quien existen todas las cosas y por medio de quien nosotros existimos.</w:t>
+        <w:t xml:space="preserve"> Pero para nosotros solo hay un Dios, el Padre, de quien proceden todas las cosas y para quien nosotros existimos. Para nosotros hay un solo Señor, Jesucristo, por medio de quien existen todas las cosas y por medio de quien nosotros existimos.</w:t>
       </w:r>
     </w:p>
     <w:p>
@@ -3896,7 +3896,7 @@
         <w:rPr>
           <w:lang w:val="es_ES" w:bidi="es_ES"/>
         </w:rPr>
-        <w:t xml:space="preserve"> Sin embargo, no todos tienen este conocimiento. Algunos, acostumbrados hasta ahora a los ídolos, comen alimentos como si fueran sacrificados a un ídolo, y su conciencia, que es débil, se contamina.</w:t>
+        <w:t xml:space="preserve"> Sin embargo, no todos tienen este conocimiento. Algunos están acostumbrados a pensar que los ídolos son reales. Cuando comen alimentos sacrificados a un ídolo, violan su conciencia, que es débil.</w:t>
       </w:r>
     </w:p>
     <w:p>
@@ -3959,7 +3959,7 @@
         <w:rPr>
           <w:lang w:val="es_ES" w:bidi="es_ES"/>
         </w:rPr>
-        <w:t xml:space="preserve"> Si alguien te ve a ti, que tienes conocimiento, comiendo en el templo de un ídolo, ¿no se sentirá animado en su conciencia débil a comer lo sacrificado a los ídolos?</w:t>
+        <w:t xml:space="preserve"> Tú tienes conocimiento y puede ser que comas en el templo de un ídolo. Si alguien con conciencia débil te ve a ti, ¿no se sentirá animado a comer lo sacrificado a los ídolos?</w:t>
       </w:r>
     </w:p>
     <w:p>
@@ -4101,7 +4101,7 @@
         <w:rPr>
           <w:lang w:val="es_ES" w:bidi="es_ES"/>
         </w:rPr>
-        <w:t xml:space="preserve"> Esta es mi respuesta a quienes cuestionan mi autoridad:</w:t>
+        <w:t xml:space="preserve"> Esta es mi respuesta a quienes cuestionan mi autoridad.</w:t>
       </w:r>
     </w:p>
     <w:p>
@@ -4227,7 +4227,7 @@
         <w:rPr>
           <w:lang w:val="es_ES" w:bidi="es_ES"/>
         </w:rPr>
-        <w:t xml:space="preserve"> En efecto, en la ley de Moisés está escrito: «No le pondrás bozal al buey cuando trilla». ¿Acaso Dios se preocupa solo por los bueyes?</w:t>
+        <w:t xml:space="preserve"> En efecto, en la ley de Moisés está escrito: “No le pondrás bozal al buey cuando trilla”. ¿Acaso Dios se preocupa solo por los bueyes?</w:t>
       </w:r>
     </w:p>
     <w:p>
@@ -4248,7 +4248,7 @@
         <w:rPr>
           <w:lang w:val="es_ES" w:bidi="es_ES"/>
         </w:rPr>
-        <w:t xml:space="preserve"> ¿No lo dijo también por nosotros? Por supuesto que sí. Esto se escribió por nosotros, porque el que ara debe arar con esperanza, y el que trilla debe trillar con la esperanza de recibir su parte de la cosecha.</w:t>
+        <w:t xml:space="preserve"> ¿No lo dijo también por nosotros? Por supuesto que sí. Esto se escribió por nosotros, porque el que ara debe arar con esperanza. El que trilla debe trillar con la esperanza de recibir su parte de la cosecha.</w:t>
       </w:r>
     </w:p>
     <w:p>
@@ -4290,7 +4290,7 @@
         <w:rPr>
           <w:lang w:val="es_ES" w:bidi="es_ES"/>
         </w:rPr>
-        <w:t xml:space="preserve"> Si otros tienen este derecho sobre ustedes, ¿no lo tenemos aún más nosotros? Sin embargo, no hemos usado este derecho. Al contrario, lo soportamos todo para no poner ningún obstáculo al evangelio de Cristo.</w:t>
+        <w:t xml:space="preserve"> Si otros tienen este derecho sobre ustedes, ¿no lo tenemos aún más nosotros? Sin embargo, no hemos usado este derecho. Al contrario, lo soportamos todo para no poner ningún obstáculo a las buenas noticias de Cristo.</w:t>
       </w:r>
     </w:p>
     <w:p>
@@ -4332,7 +4332,7 @@
         <w:rPr>
           <w:lang w:val="es_ES" w:bidi="es_ES"/>
         </w:rPr>
-        <w:t xml:space="preserve"> De la misma manera, el Señor ha ordenado que los que predican el evangelio vivan del evangelio.</w:t>
+        <w:t xml:space="preserve"> De la misma manera, el Señor ha ordenado que los que predican las buenas noticias vivan de ellas.</w:t>
       </w:r>
     </w:p>
     <w:p>
@@ -4374,7 +4374,7 @@
         <w:rPr>
           <w:lang w:val="es_ES" w:bidi="es_ES"/>
         </w:rPr>
-        <w:t xml:space="preserve"> No puedo sentir orgullo por predicar las buenas noticias. Es mi obligación hacerlo. ¡Ay de mí si no predico el evangelio!</w:t>
+        <w:t xml:space="preserve"> No puedo sentir orgullo por predicar las buenas noticias. Es mi obligación hacerlo. ¡Ay de mí si no las predico!</w:t>
       </w:r>
     </w:p>
     <w:p>
@@ -4416,7 +4416,7 @@
         <w:rPr>
           <w:lang w:val="es_ES" w:bidi="es_ES"/>
         </w:rPr>
-        <w:t xml:space="preserve"> ¿Cuál es entonces mi recompensa? Que al predicar las buenas noticias pueda ofrecerlas gratuitamente, sin hacer uso de mis derechos como predicador del evangelio.</w:t>
+        <w:t xml:space="preserve"> ¿Cuál es entonces mi recompensa? Que al predicar las buenas noticias pueda ofrecerlas gratuitamente, sin hacer uso de mis derechos como predicador.</w:t>
       </w:r>
     </w:p>
     <w:p>
@@ -4437,7 +4437,7 @@
         <w:rPr>
           <w:lang w:val="es_ES" w:bidi="es_ES"/>
         </w:rPr>
-        <w:t xml:space="preserve"> Aunque soy libre de todos, me he hecho esclavo de todos para ganar al mayor número posible de personas.</w:t>
+        <w:t xml:space="preserve"> Aunque soy hombre libre y sin amo, me he hecho esclavo de todos para ganar al mayor número posible de personas.</w:t>
       </w:r>
     </w:p>
     <w:p>
@@ -4458,7 +4458,7 @@
         <w:rPr>
           <w:lang w:val="es_ES" w:bidi="es_ES"/>
         </w:rPr>
-        <w:t xml:space="preserve"> Con los judíos me hice como judío para ganar a los judíos. Con los que están bajo la ley me comporté como si estuviera bajo la ley, aunque no lo estoy, para ganar a los que están bajo la ley.</w:t>
+        <w:t xml:space="preserve"> Con los judíos me hice como judío para ganar a los judíos. Con los que están bajo la ley me comporté como si estuviera bajo la ley, aunque no lo estoy. Lo hice para ganar a los que están bajo la ley.</w:t>
       </w:r>
     </w:p>
     <w:p>
@@ -4479,7 +4479,7 @@
         <w:rPr>
           <w:lang w:val="es_ES" w:bidi="es_ES"/>
         </w:rPr>
-        <w:t xml:space="preserve"> Con los que no tienen la ley, me he hecho como uno que no tiene la ley, para ganar a los que no tienen la ley. Aunque no estoy libre de la ley de Dios, sino bajo la ley de Cristo.</w:t>
+        <w:t xml:space="preserve"> Con los que no tienen la ley, me he hecho como uno que no tiene la ley, para ganar a los que no tienen la ley. Lo hago así aunque no estoy libre de la ley de Dios, sino bajo la ley de Cristo.</w:t>
       </w:r>
     </w:p>
     <w:p>
@@ -4521,7 +4521,7 @@
         <w:rPr>
           <w:lang w:val="es_ES" w:bidi="es_ES"/>
         </w:rPr>
-        <w:t xml:space="preserve"> Todo esto lo hago por causa del evangelio, para participar de sus frutos.</w:t>
+        <w:t xml:space="preserve"> Todo esto lo hago por causa de las buenas noticias, para participar de sus frutos.</w:t>
       </w:r>
     </w:p>
     <w:p>
@@ -4768,7 +4768,7 @@
         <w:rPr>
           <w:lang w:val="es_ES" w:bidi="es_ES"/>
         </w:rPr>
-        <w:t xml:space="preserve"> No sean idólatras como algunos de ellos, según está escrito: «El pueblo se sentó a comer y beber, y después se entregó al desenfreno».</w:t>
+        <w:t xml:space="preserve"> No sean idólatras como algunos de ellos, según está escrito: “El pueblo se sentó a comer y beber, y después se entregó al desenfreno”.</w:t>
       </w:r>
     </w:p>
     <w:p>
@@ -4978,7 +4978,7 @@
         <w:rPr>
           <w:lang w:val="es_ES" w:bidi="es_ES"/>
         </w:rPr>
-        <w:t xml:space="preserve"> Así como hay un solo pan, nosotros, aun siendo muchos, formamos un solo cuerpo, porque todos participamos de ese único pan.</w:t>
+        <w:t xml:space="preserve"> Nosotros somos muchos, pero comemos de un solo pan. Esto demuestra que formamos un solo cuerpo, porque todos participamos de ese único pan.</w:t>
       </w:r>
     </w:p>
     <w:p>
@@ -4999,7 +4999,7 @@
         <w:rPr>
           <w:lang w:val="es_ES" w:bidi="es_ES"/>
         </w:rPr>
-        <w:t xml:space="preserve"> Piensen en el pueblo de Israel: los que comen de los sacrificios, ¿no participan del altar?</w:t>
+        <w:t xml:space="preserve"> Piensen en el pueblo de Israel. Los que comen de los sacrificios, ¿no participan del altar?</w:t>
       </w:r>
     </w:p>
     <w:p>
@@ -5020,7 +5020,7 @@
         <w:rPr>
           <w:lang w:val="es_ES" w:bidi="es_ES"/>
         </w:rPr>
-        <w:t xml:space="preserve"> ¿Qué quiero decir con esto? ¿Acaso estoy diciendo que el ídolo es algo, o que lo sacrificado a los ídolos es algo?</w:t>
+        <w:t xml:space="preserve"> ¿Qué quiero decir con esto? ¿Acaso estoy diciendo que el ídolo tiene importancia, o que lo sacrificado a los ídolos es algo?</w:t>
       </w:r>
     </w:p>
     <w:p>
@@ -5041,7 +5041,7 @@
         <w:rPr>
           <w:lang w:val="es_ES" w:bidi="es_ES"/>
         </w:rPr>
-        <w:t xml:space="preserve"> No, para nada. Lo que digo es que cuando los paganos ofrecen sacrificios, se los ofrecen a los demonios, no a Dios. Y no quiero que ustedes tengan ninguna participación con los demonios.</w:t>
+        <w:t xml:space="preserve"> No, para nada. Lo que digo es que cuando los que no creen en Dios ofrecen sacrificios, se los ofrecen a los demonios, no a Dios. Y no quiero que ustedes tengan ninguna participación con los demonios.</w:t>
       </w:r>
     </w:p>
     <w:p>
@@ -5104,7 +5104,7 @@
         <w:rPr>
           <w:lang w:val="es_ES" w:bidi="es_ES"/>
         </w:rPr>
-        <w:t xml:space="preserve"> «Todo está permitido», bien, pero no todo es provechoso. «Todo está permitido», bien, pero no todo edifica.</w:t>
+        <w:t xml:space="preserve"> «Todo está permitido”, bien, pero no todo es provechoso. “Todo está permitido”, bien, pero no todo edifica.</w:t>
       </w:r>
     </w:p>
     <w:p>
@@ -5167,7 +5167,7 @@
         <w:rPr>
           <w:lang w:val="es_ES" w:bidi="es_ES"/>
         </w:rPr>
-        <w:t xml:space="preserve"> pues «del Señor es la tierra y todo lo que hay en ella».</w:t>
+        <w:t xml:space="preserve"> pues “del Señor es la tierra y todo lo que hay en ella”.</w:t>
       </w:r>
     </w:p>
     <w:p>
@@ -5314,7 +5314,7 @@
         <w:rPr>
           <w:lang w:val="es_ES" w:bidi="es_ES"/>
         </w:rPr>
-        <w:t xml:space="preserve"> Sigan mi ejemplo: yo procuro agradar a todos en todo. No busco mi propio beneficio, sino el de los demás, para que puedan ser salvos.</w:t>
+        <w:t xml:space="preserve"> Sigan mi ejemplo. Yo procuro agradar a todos en todo. No busco mi propio beneficio, sino el de los demás, para que puedan ser salvos.</w:t>
       </w:r>
     </w:p>
     <w:p>
@@ -5393,7 +5393,7 @@
         <w:rPr>
           <w:lang w:val="es_ES" w:bidi="es_ES"/>
         </w:rPr>
-        <w:t xml:space="preserve"> Pero quiero que entiendan esto: Cristo es la cabeza de todo hombre, el hombre es la cabeza de la mujer, y Dios es la cabeza de Cristo.</w:t>
+        <w:t xml:space="preserve"> Pero quiero que entiendan esto. Cristo es la cabeza de todo hombre, el hombre es la cabeza de la mujer, y Dios es la cabeza de Cristo.</w:t>
       </w:r>
     </w:p>
     <w:p>
@@ -5477,7 +5477,7 @@
         <w:rPr>
           <w:lang w:val="es_ES" w:bidi="es_ES"/>
         </w:rPr>
-        <w:t xml:space="preserve"> El hombre no debe cubrirse la cabeza, porque él es imagen y gloria de Dios. La mujer, en cambio, es la gloria del hombre,</w:t>
+        <w:t xml:space="preserve"> El hombre no debe cubrirse la cabeza. Él es imagen y gloria de Dios, y la mujer es la gloria del hombre.</w:t>
       </w:r>
     </w:p>
     <w:p>
@@ -5498,7 +5498,7 @@
         <w:rPr>
           <w:lang w:val="es_ES" w:bidi="es_ES"/>
         </w:rPr>
-        <w:t xml:space="preserve"> porque el primer hombre no fue hecho de una mujer, sino que la primera mujer fue hecha del hombre.</w:t>
+        <w:t xml:space="preserve"> El primer hombre no fue hecho de una mujer, sino que la primera mujer fue hecha del hombre.</w:t>
       </w:r>
     </w:p>
     <w:p>
@@ -5519,7 +5519,7 @@
         <w:rPr>
           <w:lang w:val="es_ES" w:bidi="es_ES"/>
         </w:rPr>
-        <w:t xml:space="preserve"> Y el hombre no fue creado a causa dela mujer, sino la mujer a causa del hombre.</w:t>
+        <w:t xml:space="preserve"> El hombre no fue creado a causa de la mujer, sino la mujer a causa del hombre.</w:t>
       </w:r>
     </w:p>
     <w:p>
@@ -5561,7 +5561,7 @@
         <w:rPr>
           <w:lang w:val="es_ES" w:bidi="es_ES"/>
         </w:rPr>
-        <w:t xml:space="preserve"> Sin embargo, en el Señor, ni el hombre existe sin la mujer ni la mujer sin el hombre,</w:t>
+        <w:t xml:space="preserve"> Sin embargo, en el Señor, ni el hombre existe sin la mujer ni la mujer sin el hombre.</w:t>
       </w:r>
     </w:p>
     <w:p>
@@ -5582,7 +5582,7 @@
         <w:rPr>
           <w:lang w:val="es_ES" w:bidi="es_ES"/>
         </w:rPr>
-        <w:t xml:space="preserve"> porque aunque la primera mujer fue hecha del hombre, desde entonces todos los hombres nacen de mujer, y todo proviene de Dios.</w:t>
+        <w:t xml:space="preserve"> Aunque la primera mujer fue hecha del hombre, desde entonces todos los hombres nacen de mujer, y todo proviene de Dios.</w:t>
       </w:r>
     </w:p>
     <w:p>
@@ -5603,7 +5603,7 @@
         <w:rPr>
           <w:lang w:val="es_ES" w:bidi="es_ES"/>
         </w:rPr>
-        <w:t xml:space="preserve"> Juzguen ustedes mismos: ¿es apropiado que una mujer ore a Dios con la cabeza descubierta?</w:t>
+        <w:t xml:space="preserve"> Juzguen ustedes mismos. ¿Es apropiado que una mujer ore a Dios con la cabeza descubierta?</w:t>
       </w:r>
     </w:p>
     <w:p>
@@ -5687,7 +5687,7 @@
         <w:rPr>
           <w:lang w:val="es_ES" w:bidi="es_ES"/>
         </w:rPr>
-        <w:t xml:space="preserve"> En lo que ahora les voy a decir no puedo felicitarlos: sus reuniones les hacen más daño que bien.</w:t>
+        <w:t xml:space="preserve"> En lo que ahora les voy a decir no puedo felicitarlos. Sus reuniones les hacen más daño que bien.</w:t>
       </w:r>
     </w:p>
     <w:p>
@@ -5813,7 +5813,7 @@
         <w:rPr>
           <w:lang w:val="es_ES" w:bidi="es_ES"/>
         </w:rPr>
-        <w:t xml:space="preserve"> Esto es lo que recibí del Señor y les transmití: La noche en que fue traicionado, el Señor Jesús tomó pan</w:t>
+        <w:t xml:space="preserve"> Esto es lo que recibí del Señor y les transmití. La noche en que fue traicionado, el Señor Jesús tomó pan.</w:t>
       </w:r>
     </w:p>
     <w:p>
@@ -5834,7 +5834,7 @@
         <w:rPr>
           <w:lang w:val="es_ES" w:bidi="es_ES"/>
         </w:rPr>
-        <w:t xml:space="preserve"> y, después de dar gracias a Dios, lo partió y dijo:—Este es mi cuerpo, que es entregado por ustedes. Hagan esto en memoria de mí.</w:t>
+        <w:t xml:space="preserve"> Después de dar gracias a Dios, lo partió y dijo: —Este es mi cuerpo, que es entregado por ustedes. Hagan esto en memoria de mí.</w:t>
       </w:r>
     </w:p>
     <w:p>
@@ -5855,7 +5855,7 @@
         <w:rPr>
           <w:lang w:val="es_ES" w:bidi="es_ES"/>
         </w:rPr>
-        <w:t xml:space="preserve"> De igual forma, después de cenar, tomó la copa y dijo:—Esta copa es el nuevo pacto en mi sangre. Cada vez que beban de ella, háganlo en memoria de mí.</w:t>
+        <w:t xml:space="preserve"> De igual forma, después de cenar, tomó la copa y dijo: —Esta copa es el nuevo pacto en mi sangre. Cada vez que beban de ella, háganlo en memoria de mí.</w:t>
       </w:r>
     </w:p>
     <w:p>
@@ -5918,7 +5918,7 @@
         <w:rPr>
           <w:lang w:val="es_ES" w:bidi="es_ES"/>
         </w:rPr>
-        <w:t xml:space="preserve"> Por eso, cada uno debe examinarse a sí mismo antes de comer del pan y beber de la copa,</w:t>
+        <w:t xml:space="preserve"> Por eso, cada uno debe examinarse a sí mismo antes de comer del pan y beber de la copa.</w:t>
       </w:r>
     </w:p>
     <w:p>
@@ -5939,7 +5939,7 @@
         <w:rPr>
           <w:lang w:val="es_ES" w:bidi="es_ES"/>
         </w:rPr>
-        <w:t xml:space="preserve"> porque el que come y bebe sin discernir el cuerpo del Señor, come y bebe su propia condena.</w:t>
+        <w:t xml:space="preserve"> El que come y bebe sin honrar el cuerpo del Señor, come y bebe su propia condena.</w:t>
       </w:r>
     </w:p>
     <w:p>
@@ -5960,7 +5960,7 @@
         <w:rPr>
           <w:lang w:val="es_ES" w:bidi="es_ES"/>
         </w:rPr>
-        <w:t xml:space="preserve"> Por eso muchos de ustedes están débiles y enfermos, y varios duermen.</w:t>
+        <w:t xml:space="preserve"> Por eso muchos de ustedes están débiles y enfermos, y varios han muerto.</w:t>
       </w:r>
     </w:p>
     <w:p>
@@ -6102,7 +6102,7 @@
         <w:rPr>
           <w:lang w:val="es_ES" w:bidi="es_ES"/>
         </w:rPr>
-        <w:t xml:space="preserve"> Seguramente recuerdan cómo cuando eran paganos se dejaban arrastrar hacia los ídolos mudos.</w:t>
+        <w:t xml:space="preserve"> Seguramente recuerdan que antes de creer en Dios, se dejaban arrastrar hacia los ídolos mudos.</w:t>
       </w:r>
     </w:p>
     <w:p>
@@ -6123,7 +6123,7 @@
         <w:rPr>
           <w:lang w:val="es_ES" w:bidi="es_ES"/>
         </w:rPr>
-        <w:t xml:space="preserve"> Por eso les aclaro que nadie que habla por el Espíritu de Dios puede maldecir a Jesús, y nadie puede decir «Jesús es el Señor» si no es por el Espíritu Santo.</w:t>
+        <w:t xml:space="preserve"> Por eso les aclaro que nadie que habla por el Espíritu de Dios puede maldecir a Jesús, y nadie puede decir “Jesús es el Señor” si no es por el Espíritu Santo.</w:t>
       </w:r>
     </w:p>
     <w:p>
@@ -6228,7 +6228,7 @@
         <w:rPr>
           <w:lang w:val="es_ES" w:bidi="es_ES"/>
         </w:rPr>
-        <w:t xml:space="preserve"> A unos se le da palabra de sabiduría por medio del Espíritu; a otros, palabra de conocimiento según el mismo Espíritu.</w:t>
+        <w:t xml:space="preserve"> A unos se les da palabra de sabiduría por medio del Espíritu; a otros, palabra de conocimiento según el mismo Espíritu.</w:t>
       </w:r>
     </w:p>
     <w:p>
@@ -6270,7 +6270,7 @@
         <w:rPr>
           <w:lang w:val="es_ES" w:bidi="es_ES"/>
         </w:rPr>
-        <w:t xml:space="preserve"> A otros, poder para hacer milagros; a otros, profecía; a otros, discernimiento de espíritus; a otros, diversos géneros de lenguas; y a otros, interpretación de lenguas.</w:t>
+        <w:t xml:space="preserve"> A otros, se les da poder para hacer milagros; a otros, profecía; a otros, discernimiento de espíritus; a otros, diversos géneros de lenguas; y a otros, interpretación de lenguas.</w:t>
       </w:r>
     </w:p>
     <w:p>
@@ -6375,7 +6375,7 @@
         <w:rPr>
           <w:lang w:val="es_ES" w:bidi="es_ES"/>
         </w:rPr>
-        <w:t xml:space="preserve"> Si el pie dijera: «Como no soy mano, no pertenezco al cuerpo», ¿dejaría por eso de ser parte del cuerpo?</w:t>
+        <w:t xml:space="preserve"> Si el pie dijera: “Como no soy mano, no pertenezco al cuerpo”, ¿dejaría por eso de ser parte del cuerpo?</w:t>
       </w:r>
     </w:p>
     <w:p>
@@ -6396,7 +6396,7 @@
         <w:rPr>
           <w:lang w:val="es_ES" w:bidi="es_ES"/>
         </w:rPr>
-        <w:t xml:space="preserve"> Si el oído dijera: «Yo no soy parte del cuerpo porque no soy ojo», ¿dejará por eso de ser parte del cuerpo?</w:t>
+        <w:t xml:space="preserve"> Si el oído dijera: “Yo no soy parte del cuerpo porque no soy ojo”, ¿dejará por eso de ser parte del cuerpo?</w:t>
       </w:r>
     </w:p>
     <w:p>
@@ -6501,7 +6501,7 @@
         <w:rPr>
           <w:lang w:val="es_ES" w:bidi="es_ES"/>
         </w:rPr>
-        <w:t xml:space="preserve"> El ojo no puede decirle a la mano: «No te necesito». Ni la cabeza puede decirles a los pies: «No los necesito».</w:t>
+        <w:t xml:space="preserve"> El ojo no puede decirle a la mano: “No te necesito”. Ni la cabeza puede decirles a los pies: “No los necesito”.</w:t>
       </w:r>
     </w:p>
     <w:p>
@@ -6769,7 +6769,7 @@
         <w:rPr>
           <w:lang w:val="es_ES" w:bidi="es_ES"/>
         </w:rPr>
-        <w:t xml:space="preserve"> Si tengo el don de profecía y entiendo todos los misterios y todo conocimiento, y si tengo tanta fe como para mover montañas, pero no tengo amor, no soy nada.</w:t>
+        <w:t xml:space="preserve"> Si tengo el don de profecía y entiendo todos los misterios y tengo todo conocimiento, y si tengo tanta fe como para mover montañas, pero no tengo amor, no soy nada.</w:t>
       </w:r>
     </w:p>
     <w:p>
@@ -6832,7 +6832,7 @@
         <w:rPr>
           <w:lang w:val="es_ES" w:bidi="es_ES"/>
         </w:rPr>
-        <w:t xml:space="preserve"> No es grosero ni egoísta, no se irrita fácilmente ni guarda rencor;</w:t>
+        <w:t xml:space="preserve"> No es grosero ni egoísta, no se irrita fácilmente ni guarda rencor.</w:t>
       </w:r>
     </w:p>
     <w:p>
@@ -6853,7 +6853,7 @@
         <w:rPr>
           <w:lang w:val="es_ES" w:bidi="es_ES"/>
         </w:rPr>
-        <w:t xml:space="preserve"> no disfruta con la injusticia, sino que se alegra con la verdad.</w:t>
+        <w:t xml:space="preserve"> No disfruta con la injusticia, sino que se alegra con la verdad.</w:t>
       </w:r>
     </w:p>
     <w:p>
@@ -6889,7 +6889,7 @@
           <w:vertAlign w:val="superscript"/>
           <w:lang w:val="es_ES" w:bidi="es_ES"/>
         </w:rPr>
-        <w:t>9</w:t>
+        <w:t>8-9</w:t>
       </w:r>
       <w:r>
         <w:rPr>
@@ -7226,7 +7226,7 @@
         <w:rPr>
           <w:lang w:val="es_ES" w:bidi="es_ES"/>
         </w:rPr>
-        <w:t xml:space="preserve"> Sin embargo, si no entiendo el significado de una lengua, seré un extranjero para el que habla, y el que habla será un extranjero para mí.</w:t>
+        <w:t xml:space="preserve"> Sin embargo, si no entiendo el significado de una lengua, seré un extranjero para el que habla. Y el que habla será un extranjero para mí.</w:t>
       </w:r>
     </w:p>
     <w:p>
@@ -7247,7 +7247,7 @@
         <w:rPr>
           <w:lang w:val="es_ES" w:bidi="es_ES"/>
         </w:rPr>
-        <w:t xml:space="preserve"> Así que, ya que ustedes desean con tanto entusiasmo los dones espirituales, procuren tener en abundancia los dones que edifican a la iglesia.</w:t>
+        <w:t xml:space="preserve"> Ustedes desean con tanto entusiasmo los dones espirituales. Así que procuren tener en abundancia los dones que edifican a la iglesia.</w:t>
       </w:r>
     </w:p>
     <w:p>
@@ -7331,7 +7331,7 @@
         <w:rPr>
           <w:lang w:val="es_ES" w:bidi="es_ES"/>
         </w:rPr>
-        <w:t xml:space="preserve"> Porque si bendices a Dios en lenguas, ¿cómo dirá «amén» el que no entiende, si no sabe lo que estás diciendo?</w:t>
+        <w:t xml:space="preserve"> Si bendices a Dios en lenguas, ¿cómo dirá “amén” el que no entiende, si no sabe lo que estás diciendo?</w:t>
       </w:r>
     </w:p>
     <w:p>
@@ -7436,7 +7436,7 @@
         <w:rPr>
           <w:lang w:val="es_ES" w:bidi="es_ES"/>
         </w:rPr>
-        <w:t xml:space="preserve"> En la ley está escrito: «Dios les hablará por medio de extranjeros que hablan lengua extraña. Pero ellos no quisieron escuchar».</w:t>
+        <w:t xml:space="preserve"> En la ley está escrito: “Dios les hablará por medio de extranjeros que hablan lengua extraña. Pero ellos no querrán escuchar”.</w:t>
       </w:r>
     </w:p>
     <w:p>
@@ -7520,7 +7520,7 @@
         <w:rPr>
           <w:lang w:val="es_ES" w:bidi="es_ES"/>
         </w:rPr>
-        <w:t xml:space="preserve"> Los secretos de su corazón quedarán al descubierto, se postrará y adorará a Dios, declarando que Dios está realmente entre ustedes.</w:t>
+        <w:t xml:space="preserve"> Los secretos de su corazón quedarán al descubierto. Se postrará y adorará a Dios, declarando que Dios está realmente entre ustedes.</w:t>
       </w:r>
     </w:p>
     <w:p>
@@ -7562,7 +7562,7 @@
         <w:rPr>
           <w:lang w:val="es_ES" w:bidi="es_ES"/>
         </w:rPr>
-        <w:t xml:space="preserve"> Si alguien habla en lenguas, que hablen dos o a lo más tres, y por turno; y que alguien interprete.</w:t>
+        <w:t xml:space="preserve"> Si van a hablar en lenguas, que hablen 2 o a lo más 3, y por turno; y que alguien interprete.</w:t>
       </w:r>
     </w:p>
     <w:p>
@@ -7604,7 +7604,7 @@
         <w:rPr>
           <w:lang w:val="es_ES" w:bidi="es_ES"/>
         </w:rPr>
-        <w:t xml:space="preserve"> En cuanto a los profetas, que hablen dos o tres, y que los demás examinen con cuidado lo que digan.</w:t>
+        <w:t xml:space="preserve"> En cuanto a los profetas, que hablen 2 o 3, y que los demás examinen con cuidado lo que digan.</w:t>
       </w:r>
     </w:p>
     <w:p>
@@ -7956,7 +7956,7 @@
         <w:rPr>
           <w:lang w:val="es_ES" w:bidi="es_ES"/>
         </w:rPr>
-        <w:t xml:space="preserve"> que se apareció a Pedro y luego a los doce.</w:t>
+        <w:t xml:space="preserve"> que se apareció a Pedro y luego a los 12.</w:t>
       </w:r>
     </w:p>
     <w:p>
@@ -8166,7 +8166,7 @@
         <w:rPr>
           <w:lang w:val="es_ES" w:bidi="es_ES"/>
         </w:rPr>
-        <w:t xml:space="preserve"> Y resultaría que nosotros somos falsos testigos de Dios, porque hemos hemos dado testimonio de que Dios resucitó a Cristo, y eso sería falso si es verdad que los muertos no resucitan.</w:t>
+        <w:t xml:space="preserve"> Y resultaría que nosotros somos falsos testigos de Dios, porque hemos dado testimonio de que Dios resucitó a Cristo. Eso sería falso si es verdad que los muertos no resucitan.</w:t>
       </w:r>
     </w:p>
     <w:p>
@@ -8187,7 +8187,7 @@
         <w:rPr>
           <w:lang w:val="es_ES" w:bidi="es_ES"/>
         </w:rPr>
-        <w:t xml:space="preserve"> Porque si los muertos no resucitan, entonces Cristo tampoco resucitó.</w:t>
+        <w:t xml:space="preserve"> Si los muertos no resucitan, entonces Cristo tampoco resucitó.</w:t>
       </w:r>
     </w:p>
     <w:p>
@@ -8271,7 +8271,7 @@
         <w:rPr>
           <w:lang w:val="es_ES" w:bidi="es_ES"/>
         </w:rPr>
-        <w:t xml:space="preserve"> Pero la verdad es que Cristo sí resucitó de entre los muertos.Él es el primero de los que murieron.</w:t>
+        <w:t xml:space="preserve"> Pero la verdad es que Cristo sí resucitó de entre los muertos. Él es el primero de los que murieron.</w:t>
       </w:r>
     </w:p>
     <w:p>
@@ -8334,7 +8334,7 @@
         <w:rPr>
           <w:lang w:val="es_ES" w:bidi="es_ES"/>
         </w:rPr>
-        <w:t xml:space="preserve"> Pero cada uno en su debido orden: Cristo es el primero; después, cuando Cristo venga, resucitarán los que le pertenecen.</w:t>
+        <w:t xml:space="preserve"> Pero cada uno en su debido orden. Cristo es el primero; después, cuando Cristo venga, resucitarán los que le pertenecen.</w:t>
       </w:r>
     </w:p>
     <w:p>
@@ -8355,7 +8355,7 @@
         <w:rPr>
           <w:lang w:val="es_ES" w:bidi="es_ES"/>
         </w:rPr>
-        <w:t xml:space="preserve"> Después llegará el fin, cuando Cristo entregue el reino a Dios el Padre, después de haber destruido todo dominio, toda autoridad y todo poder,</w:t>
+        <w:t xml:space="preserve"> Después llegará el fin, cuando Cristo entregue el reino a Dios el Padre, después de haber destruido todo dominio, toda autoridad y todo poder.</w:t>
       </w:r>
     </w:p>
     <w:p>
@@ -8376,7 +8376,7 @@
         <w:rPr>
           <w:lang w:val="es_ES" w:bidi="es_ES"/>
         </w:rPr>
-        <w:t xml:space="preserve"> porque Cristo tiene que reinar hasta que haya puesto a todos sus enemigos bajo sus pies.</w:t>
+        <w:t xml:space="preserve"> Cristo tiene que reinar hasta que haya puesto a todos sus enemigos bajo sus pies.</w:t>
       </w:r>
     </w:p>
     <w:p>
@@ -8418,7 +8418,7 @@
         <w:rPr>
           <w:lang w:val="es_ES" w:bidi="es_ES"/>
         </w:rPr>
-        <w:t xml:space="preserve"> Porque Dios «puso todo bajo su dominio». Ahora bien, cuando dice que todo queda sometido a su dominio, evidentemente esto no incluye a Dios mismo, que es quien puso todo bajo el dominio de Cristo.</w:t>
+        <w:t xml:space="preserve"> Dios “puso todo bajo su dominio”. Ahora bien, cuando dice que todo queda sometido a su dominio, evidentemente esto no incluye a Dios mismo, que es quien puso todo bajo el dominio de Cristo.</w:t>
       </w:r>
     </w:p>
     <w:p>
@@ -8523,7 +8523,7 @@
         <w:rPr>
           <w:lang w:val="es_ES" w:bidi="es_ES"/>
         </w:rPr>
-        <w:t xml:space="preserve"> Si los muertos no resucitan, ¿de qué me sirve haber luchado contra fieras en Éfeso? Si los muertos no resucitan, «comamos y bebamos, que mañana moriremos».</w:t>
+        <w:t xml:space="preserve"> Si los muertos no resucitan, ¿de qué me sirve haber luchado contra fieras en Éfeso? Si los muertos no resucitan, “comamos y bebamos, que mañana moriremos”.</w:t>
       </w:r>
     </w:p>
     <w:p>
@@ -8544,7 +8544,7 @@
         <w:rPr>
           <w:lang w:val="es_ES" w:bidi="es_ES"/>
         </w:rPr>
-        <w:t xml:space="preserve"> No se dejen engañar: «Las malas compañías corrompen las buenas costumbres».</w:t>
+        <w:t xml:space="preserve"> No se dejen engañar: “Las malas compañías corrompen las buenas costumbres”.</w:t>
       </w:r>
     </w:p>
     <w:p>
@@ -8586,7 +8586,7 @@
         <w:rPr>
           <w:lang w:val="es_ES" w:bidi="es_ES"/>
         </w:rPr>
-        <w:t xml:space="preserve"> Quizás algunos se pregunten: «¿Cómo resucitan los muertos? ¿Con qué clase de cuerpo vienen?».</w:t>
+        <w:t xml:space="preserve"> Quizá algunos se pregunten: «¿Cómo resucitan los muertos? ¿Con qué clase de cuerpo vienen?”.</w:t>
       </w:r>
     </w:p>
     <w:p>
@@ -8754,7 +8754,7 @@
         <w:rPr>
           <w:lang w:val="es_ES" w:bidi="es_ES"/>
         </w:rPr>
-        <w:t xml:space="preserve"> lo que se siembra en deshonra resucita en gloria; lo que se siembra en debilidad resucita en poder.</w:t>
+        <w:t xml:space="preserve"> Lo que se siembra en deshonra resucita en gloria; lo que se siembra en debilidad resucita en poder.</w:t>
       </w:r>
     </w:p>
     <w:p>
@@ -8796,7 +8796,7 @@
         <w:rPr>
           <w:lang w:val="es_ES" w:bidi="es_ES"/>
         </w:rPr>
-        <w:t xml:space="preserve"> Así está escrito: «El primer ser humano, Adán, llegó a ser un ser vivo». Del mismo modo, el último Adán se convirtió en espíritu que da vida.</w:t>
+        <w:t xml:space="preserve"> Así está escrito: “El primer ser humano, Adán, llegó a ser un ser vivo”. Del mismo modo, el último Adán se convirtió en espíritu que da vida.</w:t>
       </w:r>
     </w:p>
     <w:p>
@@ -8943,7 +8943,7 @@
         <w:rPr>
           <w:lang w:val="es_ES" w:bidi="es_ES"/>
         </w:rPr>
-        <w:t xml:space="preserve"> Será en un instante, en un abrir y cerrar de ojos, cuando suene la última trompeta. Porque sonará la trompeta, y los muertos resucitarán incorruptibles, y nosotros seremos transformados.</w:t>
+        <w:t xml:space="preserve"> Será en un instante, en un abrir y cerrar de ojos, cuando suene la última trompeta. Sonará la trompeta, y los muertos resucitarán incorruptibles, y nosotros seremos transformados.</w:t>
       </w:r>
     </w:p>
     <w:p>
@@ -8964,7 +8964,7 @@
         <w:rPr>
           <w:lang w:val="es_ES" w:bidi="es_ES"/>
         </w:rPr>
-        <w:t xml:space="preserve"> Porque es necesario que lo corruptible se revista de incorrupción, y que lo mortal se revista de inmortalidad.</w:t>
+        <w:t xml:space="preserve"> Es necesario que lo corruptible se revista de incorrupción, y que lo mortal se revista de inmortalidad.</w:t>
       </w:r>
     </w:p>
     <w:p>
@@ -8985,7 +8985,7 @@
         <w:rPr>
           <w:lang w:val="es_ES" w:bidi="es_ES"/>
         </w:rPr>
-        <w:t xml:space="preserve"> Cuando esto suceda, se cumplirá lo que está escrito: «La muerte ha sido devorada por la victoria».</w:t>
+        <w:t xml:space="preserve"> Cuando esto suceda, se cumplirá lo que está escrito: “La muerte ha sido devorada por la victoria”. Y:</w:t>
       </w:r>
     </w:p>
     <w:p>
@@ -9006,7 +9006,7 @@
         <w:rPr>
           <w:lang w:val="es_ES" w:bidi="es_ES"/>
         </w:rPr>
-        <w:t xml:space="preserve"> «¿Dónde está, oh muerte, tu aguijón? ¿Dónde está, oh muerte, tu victoria?».</w:t>
+        <w:t xml:space="preserve"> «¿Dónde está, oh muerte, tu aguijón? ¿Dónde está, oh muerte, tu victoria?”.</w:t>
       </w:r>
     </w:p>
     <w:p>
@@ -9127,7 +9127,7 @@
         <w:rPr>
           <w:lang w:val="es_ES" w:bidi="es_ES"/>
         </w:rPr>
-        <w:t xml:space="preserve"> Cada primer día de la semana, cada uno de ustedes aparte y guarde algo propocional a lo que haya ganado, para que no se hagan colectas cuando yo llegue.</w:t>
+        <w:t xml:space="preserve"> Cada primer día de la semana, cada uno de ustedes aparte y guarde algo proporcional a lo que haya ganado, para que no se hagan colectas cuando yo llegue.</w:t>
       </w:r>
     </w:p>
     <w:p>
@@ -9169,7 +9169,7 @@
         <w:rPr>
           <w:lang w:val="es_ES" w:bidi="es_ES"/>
         </w:rPr>
-        <w:t xml:space="preserve"> Si resula conveniente que yo también vaya, iré con ellos.</w:t>
+        <w:t xml:space="preserve"> Si resulta conveniente que yo también vaya, iré con ellos.</w:t>
       </w:r>
     </w:p>
     <w:p>
@@ -9253,7 +9253,7 @@
         <w:rPr>
           <w:lang w:val="es_ES" w:bidi="es_ES"/>
         </w:rPr>
-        <w:t xml:space="preserve"> Me quedaré en Éfeso hasta el día de pentecostés,</w:t>
+        <w:t xml:space="preserve"> Me quedaré en Éfeso hasta el día de Pentecostés.</w:t>
       </w:r>
     </w:p>
     <w:p>
@@ -9274,7 +9274,7 @@
         <w:rPr>
           <w:lang w:val="es_ES" w:bidi="es_ES"/>
         </w:rPr>
-        <w:t xml:space="preserve"> pues aquí se me ha abierto una gran puerta para el trabajo, aunque hay muchos que se oponen.</w:t>
+        <w:t xml:space="preserve"> Aquí se me ha abierto una gran puerta para el trabajo, aunque hay muchos que se oponen.</w:t>
       </w:r>
     </w:p>
     <w:p>
@@ -9316,7 +9316,7 @@
         <w:rPr>
           <w:lang w:val="es_ES" w:bidi="es_ES"/>
         </w:rPr>
-        <w:t xml:space="preserve"> Que nadie lo menosprecie. Ayúdenlo a continuar su viaje en paz para que regrese junto a mí, porque lo estoy esperando junto con los hermanos que vienen con él.</w:t>
+        <w:t xml:space="preserve"> Que nadie lo menosprecie. Ayúdenlo a continuar su viaje en paz para que regrese junto a mí. Lo estoy esperando junto con los hermanos que vienen con él.</w:t>
       </w:r>
     </w:p>
     <w:p>
@@ -9358,7 +9358,7 @@
         <w:rPr>
           <w:lang w:val="es_ES" w:bidi="es_ES"/>
         </w:rPr>
-        <w:t xml:space="preserve"> Manténganse alerta y firmes en la fe. Sean valientes y fuertes.</w:t>
+        <w:t xml:space="preserve"> Manténganse alerta. Sean firmes en la fe, valientes y fuertes.</w:t>
       </w:r>
     </w:p>
     <w:p>
@@ -9400,7 +9400,7 @@
         <w:rPr>
           <w:lang w:val="es_ES" w:bidi="es_ES"/>
         </w:rPr>
-        <w:t xml:space="preserve"> Como bien saben, Estéfanas y su familia fueron los primeros en convertirse en Acaya, y han dedicado su vida a servir a los creyentes. Les pido, hermanos,</w:t>
+        <w:t xml:space="preserve"> Como bien saben, Estéfanas y su familia fueron los primeros en convertirse en Acaya. Han dedicado su vida a servir a los creyentes. Les pido, hermanos,</w:t>
       </w:r>
     </w:p>
     <w:p>
@@ -9547,7 +9547,7 @@
         <w:rPr>
           <w:lang w:val="es_ES" w:bidi="es_ES"/>
         </w:rPr>
-        <w:t xml:space="preserve"> Si alguien no ama al Señor, que caiga bajo maldición. ¡Maranata!1</w:t>
+        <w:t xml:space="preserve"> Si alguien no ama al Señor, que caiga bajo maldición. ¡Maranata!</w:t>
       </w:r>
     </w:p>
     <w:p>
